--- a/PiHacks Enhanced Competition Guide.docx
+++ b/PiHacks Enhanced Competition Guide.docx
@@ -413,7 +413,25 @@
         <w:rPr>
           <w:szCs w:val="32"/>
         </w:rPr>
-        <w:t>Hardware projects: An additional step is required for you (how fun!).</w:t>
+        <w:t xml:space="preserve">Hardware projects: </w:t>
+      </w:r>
+      <w:r>
+        <w:rPr>
+          <w:szCs w:val="32"/>
+        </w:rPr>
+        <w:t xml:space="preserve">Additional step are </w:t>
+      </w:r>
+      <w:r>
+        <w:rPr>
+          <w:szCs w:val="32"/>
+        </w:rPr>
+        <w:t>required for you (how fun!)</w:t>
+      </w:r>
+      <w:r>
+        <w:rPr>
+          <w:szCs w:val="32"/>
+        </w:rPr>
+        <w:t>.</w:t>
       </w:r>
     </w:p>
     <w:p>
@@ -451,7 +469,25 @@
         <w:rPr>
           <w:szCs w:val="32"/>
         </w:rPr>
-        <w:t>.md, you must document every hardware change you make, WITH images, every day you work on the project.</w:t>
+        <w:t xml:space="preserve">.md, </w:t>
+      </w:r>
+      <w:r>
+        <w:rPr>
+          <w:szCs w:val="32"/>
+        </w:rPr>
+        <w:t>teammates</w:t>
+      </w:r>
+      <w:r>
+        <w:rPr>
+          <w:szCs w:val="32"/>
+        </w:rPr>
+        <w:t xml:space="preserve"> must document every hardware change you make, WITH images, every day you work on the project.</w:t>
+      </w:r>
+      <w:r>
+        <w:rPr>
+          <w:szCs w:val="32"/>
+        </w:rPr>
+        <w:t xml:space="preserve"> </w:t>
       </w:r>
     </w:p>
     <w:p>
@@ -559,6 +595,18 @@
       <w:r>
         <w:t>Here’s a rough timeline of how this competition will roll out. Final dates are still in estimation due to standardized testing.</w:t>
       </w:r>
+      <w:r>
+        <w:t xml:space="preserve"> This should be finalized by April 15</w:t>
+      </w:r>
+      <w:r>
+        <w:rPr>
+          <w:vertAlign w:val="superscript"/>
+        </w:rPr>
+        <w:t>th</w:t>
+      </w:r>
+      <w:r>
+        <w:t xml:space="preserve">. </w:t>
+      </w:r>
     </w:p>
     <w:p>
       <w:pPr>
@@ -741,6 +789,208 @@
       </w:r>
       <w:r>
         <w:t>: Prizes released. Disqualified projects due to cheating in any form or excessive AI use will not be shown.</w:t>
+      </w:r>
+    </w:p>
+    <w:p>
+      <w:r>
+        <w:br w:type="page"/>
+      </w:r>
+    </w:p>
+    <w:p>
+      <w:pPr>
+        <w:pStyle w:val="Heading1"/>
+      </w:pPr>
+      <w:r>
+        <w:lastRenderedPageBreak/>
+        <w:t>Hardware Project Zone</w:t>
+      </w:r>
+    </w:p>
+    <w:p>
+      <w:r>
+        <w:t xml:space="preserve">If you’re making a hardware project, firstly, good luck! </w:t>
+      </w:r>
+    </w:p>
+    <w:p>
+      <w:r>
+        <w:t xml:space="preserve">Hardware projects should follow the tracks listed (AI/Game/Social Good/etc.) but will be judged separately from all other projects for the “best hardware” prize. This gives you an advantage as you’re able to target multiple prize pools. </w:t>
+      </w:r>
+    </w:p>
+    <w:p>
+      <w:r>
+        <w:t>Additionally, we understand how frustrating hardware can be. The usage of AI written code, therefore, will not be penalized UNLESS</w:t>
+      </w:r>
+      <w:r>
+        <w:t xml:space="preserve"> both of the following conditions are met</w:t>
+      </w:r>
+      <w:r>
+        <w:t>:</w:t>
+      </w:r>
+    </w:p>
+    <w:p>
+      <w:pPr>
+        <w:pStyle w:val="ListParagraph"/>
+        <w:numPr>
+          <w:ilvl w:val="0"/>
+          <w:numId w:val="5"/>
+        </w:numPr>
+      </w:pPr>
+      <w:r>
+        <w:t>During submission time, we find evidence of AI-written code</w:t>
+      </w:r>
+    </w:p>
+    <w:p>
+      <w:pPr>
+        <w:pStyle w:val="ListParagraph"/>
+        <w:numPr>
+          <w:ilvl w:val="0"/>
+          <w:numId w:val="5"/>
+        </w:numPr>
+      </w:pPr>
+      <w:r>
+        <w:t>You were not honest with the amount of AI you said you used</w:t>
+      </w:r>
+    </w:p>
+    <w:p>
+      <w:r>
+        <w:t xml:space="preserve">In other words, be honest, and you’ll probably be fine. </w:t>
+      </w:r>
+    </w:p>
+    <w:p>
+      <w:pPr>
+        <w:rPr>
+          <w:rFonts w:eastAsiaTheme="majorEastAsia" w:cstheme="majorBidi"/>
+          <w:color w:val="595959" w:themeColor="text1" w:themeTint="A6"/>
+          <w:spacing w:val="15"/>
+          <w:sz w:val="28"/>
+          <w:szCs w:val="28"/>
+        </w:rPr>
+      </w:pPr>
+      <w:r>
+        <w:t>You’re required to submit a JOURNAL.md which needs to consistently be updated with commit history. Here’s how it should look:</w:t>
+      </w:r>
+      <w:r>
+        <w:br/>
+      </w:r>
+      <w:r>
+        <w:rPr>
+          <w:rStyle w:val="SubtitleChar"/>
+        </w:rPr>
+        <w:t>Date: dd/mm</w:t>
+      </w:r>
+    </w:p>
+    <w:p>
+      <w:pPr>
+        <w:pStyle w:val="Subtitle"/>
+      </w:pPr>
+      <w:r>
+        <w:t>Name: Linus Torvalds</w:t>
+      </w:r>
+    </w:p>
+    <w:p>
+      <w:pPr>
+        <w:pStyle w:val="Subtitle"/>
+      </w:pPr>
+      <w:r>
+        <w:t>Progress: Added push command to Git</w:t>
+      </w:r>
+    </w:p>
+    <w:p>
+      <w:pPr>
+        <w:pStyle w:val="Subtitle"/>
+      </w:pPr>
+      <w:r>
+        <w:t>*</w:t>
+      </w:r>
+      <w:proofErr w:type="gramStart"/>
+      <w:r>
+        <w:t>video</w:t>
+      </w:r>
+      <w:proofErr w:type="gramEnd"/>
+      <w:r>
+        <w:t xml:space="preserve"> link here. Use </w:t>
+      </w:r>
+      <w:proofErr w:type="spellStart"/>
+      <w:r>
+        <w:t>GDrive</w:t>
+      </w:r>
+      <w:proofErr w:type="spellEnd"/>
+      <w:r>
+        <w:t xml:space="preserve"> or link from a </w:t>
+      </w:r>
+      <w:proofErr w:type="spellStart"/>
+      <w:r>
+        <w:t>JVideos</w:t>
+      </w:r>
+      <w:proofErr w:type="spellEnd"/>
+      <w:r>
+        <w:t xml:space="preserve">/ </w:t>
+      </w:r>
+      <w:proofErr w:type="spellStart"/>
+      <w:r>
+        <w:t>dir</w:t>
+      </w:r>
+      <w:proofErr w:type="spellEnd"/>
+      <w:r>
+        <w:t>*</w:t>
+      </w:r>
+    </w:p>
+    <w:p>
+      <w:r>
+        <w:t>In short, keep your progress description to under a sentence.</w:t>
+      </w:r>
+    </w:p>
+    <w:p>
+      <w:r>
+        <w:t>As for your BOM, create a table and have the name of the item, current day price (with date listed), link to the item, and why you needed it. This is required, regardless if you already had the item.</w:t>
+      </w:r>
+    </w:p>
+    <w:p>
+      <w:r>
+        <w:t xml:space="preserve">Note: </w:t>
+      </w:r>
+      <w:proofErr w:type="spellStart"/>
+      <w:r>
+        <w:t>PiHacks</w:t>
+      </w:r>
+      <w:proofErr w:type="spellEnd"/>
+      <w:r>
+        <w:t xml:space="preserve"> is unable to reimburse you for your hardware.</w:t>
+      </w:r>
+    </w:p>
+    <w:p>
+      <w:pPr>
+        <w:pStyle w:val="Heading1"/>
+      </w:pPr>
+      <w:r>
+        <w:br w:type="page"/>
+      </w:r>
+      <w:r>
+        <w:lastRenderedPageBreak/>
+        <w:t>Mystery Track</w:t>
+      </w:r>
+    </w:p>
+    <w:p>
+      <w:r>
+        <w:t xml:space="preserve">It’s a mystery…a secret that’s locked under extreme surveillance. </w:t>
+      </w:r>
+    </w:p>
+    <w:p>
+      <w:r>
+        <w:t>If you’re struggling with topic choices or join super late (which is…a choice….), you can pick something under this track. Details will release April 15</w:t>
+      </w:r>
+      <w:r>
+        <w:rPr>
+          <w:vertAlign w:val="superscript"/>
+        </w:rPr>
+        <w:t>th</w:t>
+      </w:r>
+      <w:r>
+        <w:t xml:space="preserve">. </w:t>
+      </w:r>
+    </w:p>
+    <w:p>
+      <w:r>
+        <w:t xml:space="preserve">Prize: $50 </w:t>
       </w:r>
     </w:p>
     <w:sectPr>
@@ -756,6 +1006,119 @@
 <file path=word/numbering.xml><?xml version="1.0" encoding="utf-8"?>
 <w:numbering xmlns:wpc="http://schemas.microsoft.com/office/word/2010/wordprocessingCanvas" xmlns:cx="http://schemas.microsoft.com/office/drawing/2014/chartex" xmlns:cx1="http://schemas.microsoft.com/office/drawing/2015/9/8/chartex" xmlns:cx2="http://schemas.microsoft.com/office/drawing/2015/10/21/chartex" xmlns:cx3="http://schemas.microsoft.com/office/drawing/2016/5/9/chartex" xmlns:cx4="http://schemas.microsoft.com/office/drawing/2016/5/10/chartex" xmlns:cx5="http://schemas.microsoft.com/office/drawing/2016/5/11/chartex" xmlns:cx6="http://schemas.microsoft.com/office/drawing/2016/5/12/chartex" xmlns:cx7="http://schemas.microsoft.com/office/drawing/2016/5/13/chartex" xmlns:cx8="http://schemas.microsoft.com/office/drawing/2016/5/14/chartex" xmlns:mc="http://schemas.openxmlformats.org/markup-compatibility/2006" xmlns:aink="http://schemas.microsoft.com/office/drawing/2016/ink" xmlns:am3d="http://schemas.microsoft.com/office/drawing/2017/model3d" xmlns:o="urn:schemas-microsoft-com:office:office" xmlns:oel="http://schemas.microsoft.com/office/2019/extlst" xmlns:r="http://schemas.openxmlformats.org/officeDocument/2006/relationships" xmlns:m="http://schemas.openxmlformats.org/officeDocument/2006/math" xmlns:v="urn:schemas-microsoft-com:vml" xmlns:wp14="http://schemas.microsoft.com/office/word/2010/wordprocessingDrawing" xmlns:wp="http://schemas.openxmlformats.org/drawingml/2006/wordprocessingDrawing" xmlns:w10="urn:schemas-microsoft-com:office:word" xmlns:w="http://schemas.openxmlformats.org/wordprocessingml/2006/main" xmlns:w14="http://schemas.microsoft.com/office/word/2010/wordml" xmlns:w15="http://schemas.microsoft.com/office/word/2012/wordml" xmlns:w16cex="http://schemas.microsoft.com/office/word/2018/wordml/cex" xmlns:w16cid="http://schemas.microsoft.com/office/word/2016/wordml/cid" xmlns:w16="http://schemas.microsoft.com/office/word/2018/wordml" xmlns:w16du="http://schemas.microsoft.com/office/word/2023/wordml/word16du" xmlns:w16sdtdh="http://schemas.microsoft.com/office/word/2020/wordml/sdtdatahash" xmlns:w16sdtfl="http://schemas.microsoft.com/office/word/2024/wordml/sdtformatlock" xmlns:w16se="http://schemas.microsoft.com/office/word/2015/wordml/symex" xmlns:wpg="http://schemas.microsoft.com/office/word/2010/wordprocessingGroup" xmlns:wpi="http://schemas.microsoft.com/office/word/2010/wordprocessingInk" xmlns:wne="http://schemas.microsoft.com/office/word/2006/wordml" xmlns:wps="http://schemas.microsoft.com/office/word/2010/wordprocessingShape" mc:Ignorable="w14 w15 w16se w16cid w16 w16cex w16sdtdh w16sdtfl w16du wp14">
   <w:abstractNum w:abstractNumId="0" w15:restartNumberingAfterBreak="0">
+    <w:nsid w:val="188D12C9"/>
+    <w:multiLevelType w:val="hybridMultilevel"/>
+    <w:tmpl w:val="5E566890"/>
+    <w:lvl w:ilvl="0" w:tplc="CFD6EE14">
+      <w:start w:val="1"/>
+      <w:numFmt w:val="bullet"/>
+      <w:lvlText w:val="-"/>
+      <w:lvlJc w:val="left"/>
+      <w:pPr>
+        <w:ind w:left="720" w:hanging="360"/>
+      </w:pPr>
+      <w:rPr>
+        <w:rFonts w:ascii="Aptos" w:eastAsiaTheme="minorHAnsi" w:hAnsi="Aptos" w:cstheme="minorBidi" w:hint="default"/>
+      </w:rPr>
+    </w:lvl>
+    <w:lvl w:ilvl="1" w:tplc="04090003" w:tentative="1">
+      <w:start w:val="1"/>
+      <w:numFmt w:val="bullet"/>
+      <w:lvlText w:val="o"/>
+      <w:lvlJc w:val="left"/>
+      <w:pPr>
+        <w:ind w:left="1440" w:hanging="360"/>
+      </w:pPr>
+      <w:rPr>
+        <w:rFonts w:ascii="Courier New" w:hAnsi="Courier New" w:cs="Courier New" w:hint="default"/>
+      </w:rPr>
+    </w:lvl>
+    <w:lvl w:ilvl="2" w:tplc="04090005" w:tentative="1">
+      <w:start w:val="1"/>
+      <w:numFmt w:val="bullet"/>
+      <w:lvlText w:val=""/>
+      <w:lvlJc w:val="left"/>
+      <w:pPr>
+        <w:ind w:left="2160" w:hanging="360"/>
+      </w:pPr>
+      <w:rPr>
+        <w:rFonts w:ascii="Wingdings" w:hAnsi="Wingdings" w:hint="default"/>
+      </w:rPr>
+    </w:lvl>
+    <w:lvl w:ilvl="3" w:tplc="04090001" w:tentative="1">
+      <w:start w:val="1"/>
+      <w:numFmt w:val="bullet"/>
+      <w:lvlText w:val=""/>
+      <w:lvlJc w:val="left"/>
+      <w:pPr>
+        <w:ind w:left="2880" w:hanging="360"/>
+      </w:pPr>
+      <w:rPr>
+        <w:rFonts w:ascii="Symbol" w:hAnsi="Symbol" w:hint="default"/>
+      </w:rPr>
+    </w:lvl>
+    <w:lvl w:ilvl="4" w:tplc="04090003" w:tentative="1">
+      <w:start w:val="1"/>
+      <w:numFmt w:val="bullet"/>
+      <w:lvlText w:val="o"/>
+      <w:lvlJc w:val="left"/>
+      <w:pPr>
+        <w:ind w:left="3600" w:hanging="360"/>
+      </w:pPr>
+      <w:rPr>
+        <w:rFonts w:ascii="Courier New" w:hAnsi="Courier New" w:cs="Courier New" w:hint="default"/>
+      </w:rPr>
+    </w:lvl>
+    <w:lvl w:ilvl="5" w:tplc="04090005" w:tentative="1">
+      <w:start w:val="1"/>
+      <w:numFmt w:val="bullet"/>
+      <w:lvlText w:val=""/>
+      <w:lvlJc w:val="left"/>
+      <w:pPr>
+        <w:ind w:left="4320" w:hanging="360"/>
+      </w:pPr>
+      <w:rPr>
+        <w:rFonts w:ascii="Wingdings" w:hAnsi="Wingdings" w:hint="default"/>
+      </w:rPr>
+    </w:lvl>
+    <w:lvl w:ilvl="6" w:tplc="04090001" w:tentative="1">
+      <w:start w:val="1"/>
+      <w:numFmt w:val="bullet"/>
+      <w:lvlText w:val=""/>
+      <w:lvlJc w:val="left"/>
+      <w:pPr>
+        <w:ind w:left="5040" w:hanging="360"/>
+      </w:pPr>
+      <w:rPr>
+        <w:rFonts w:ascii="Symbol" w:hAnsi="Symbol" w:hint="default"/>
+      </w:rPr>
+    </w:lvl>
+    <w:lvl w:ilvl="7" w:tplc="04090003" w:tentative="1">
+      <w:start w:val="1"/>
+      <w:numFmt w:val="bullet"/>
+      <w:lvlText w:val="o"/>
+      <w:lvlJc w:val="left"/>
+      <w:pPr>
+        <w:ind w:left="5760" w:hanging="360"/>
+      </w:pPr>
+      <w:rPr>
+        <w:rFonts w:ascii="Courier New" w:hAnsi="Courier New" w:cs="Courier New" w:hint="default"/>
+      </w:rPr>
+    </w:lvl>
+    <w:lvl w:ilvl="8" w:tplc="04090005" w:tentative="1">
+      <w:start w:val="1"/>
+      <w:numFmt w:val="bullet"/>
+      <w:lvlText w:val=""/>
+      <w:lvlJc w:val="left"/>
+      <w:pPr>
+        <w:ind w:left="6480" w:hanging="360"/>
+      </w:pPr>
+      <w:rPr>
+        <w:rFonts w:ascii="Wingdings" w:hAnsi="Wingdings" w:hint="default"/>
+      </w:rPr>
+    </w:lvl>
+  </w:abstractNum>
+  <w:abstractNum w:abstractNumId="1" w15:restartNumberingAfterBreak="0">
     <w:nsid w:val="249F1532"/>
     <w:multiLevelType w:val="hybridMultilevel"/>
     <w:tmpl w:val="08D2AFAC"/>
@@ -868,7 +1231,7 @@
       </w:rPr>
     </w:lvl>
   </w:abstractNum>
-  <w:abstractNum w:abstractNumId="1" w15:restartNumberingAfterBreak="0">
+  <w:abstractNum w:abstractNumId="2" w15:restartNumberingAfterBreak="0">
     <w:nsid w:val="329C59B5"/>
     <w:multiLevelType w:val="hybridMultilevel"/>
     <w:tmpl w:val="727A22F0"/>
@@ -957,7 +1320,7 @@
       </w:pPr>
     </w:lvl>
   </w:abstractNum>
-  <w:abstractNum w:abstractNumId="2" w15:restartNumberingAfterBreak="0">
+  <w:abstractNum w:abstractNumId="3" w15:restartNumberingAfterBreak="0">
     <w:nsid w:val="796F721E"/>
     <w:multiLevelType w:val="hybridMultilevel"/>
     <w:tmpl w:val="384E8D46"/>
@@ -1070,7 +1433,7 @@
       </w:rPr>
     </w:lvl>
   </w:abstractNum>
-  <w:abstractNum w:abstractNumId="3" w15:restartNumberingAfterBreak="0">
+  <w:abstractNum w:abstractNumId="4" w15:restartNumberingAfterBreak="0">
     <w:nsid w:val="7ED21EDA"/>
     <w:multiLevelType w:val="hybridMultilevel"/>
     <w:tmpl w:val="895AAF9A"/>
@@ -1160,16 +1523,19 @@
     </w:lvl>
   </w:abstractNum>
   <w:num w:numId="1" w16cid:durableId="1641885186">
+    <w:abstractNumId w:val="4"/>
+  </w:num>
+  <w:num w:numId="2" w16cid:durableId="195392721">
+    <w:abstractNumId w:val="2"/>
+  </w:num>
+  <w:num w:numId="3" w16cid:durableId="181170646">
+    <w:abstractNumId w:val="1"/>
+  </w:num>
+  <w:num w:numId="4" w16cid:durableId="741298587">
     <w:abstractNumId w:val="3"/>
   </w:num>
-  <w:num w:numId="2" w16cid:durableId="195392721">
-    <w:abstractNumId w:val="1"/>
-  </w:num>
-  <w:num w:numId="3" w16cid:durableId="181170646">
+  <w:num w:numId="5" w16cid:durableId="777916461">
     <w:abstractNumId w:val="0"/>
-  </w:num>
-  <w:num w:numId="4" w16cid:durableId="741298587">
-    <w:abstractNumId w:val="2"/>
   </w:num>
 </w:numbering>
 </file>
@@ -2129,6 +2495,18 @@
       <w:u w:val="single"/>
     </w:rPr>
   </w:style>
+  <w:style w:type="paragraph" w:styleId="NoSpacing">
+    <w:name w:val="No Spacing"/>
+    <w:uiPriority w:val="1"/>
+    <w:qFormat/>
+    <w:rsid w:val="00DE117E"/>
+    <w:pPr>
+      <w:spacing w:after="0" w:line="240" w:lineRule="auto"/>
+    </w:pPr>
+    <w:rPr>
+      <w:sz w:val="32"/>
+    </w:rPr>
+  </w:style>
 </w:styles>
 </file>
 
